--- a/项目文档/项目开发计划.docx
+++ b/项目文档/项目开发计划.docx
@@ -611,7 +611,7 @@
                 <w:rFonts w:ascii="宋体" w:hAnsi="宋体" w:eastAsia="宋体"/>
                 <w:sz w:val="18"/>
               </w:rPr>
-              <w:t>2026-06-26</w:t>
+              <w:t>2026-06-24</w:t>
             </w:r>
           </w:p>
         </w:tc>
@@ -929,7 +929,7 @@
                 <w:rFonts w:ascii="宋体" w:hAnsi="宋体" w:eastAsia="宋体"/>
                 <w:sz w:val="18"/>
               </w:rPr>
-              <w:t>王永成</w:t>
+              <w:t>崔昊晨</w:t>
             </w:r>
           </w:p>
         </w:tc>
@@ -1061,7 +1061,7 @@
                 <w:rFonts w:ascii="宋体" w:hAnsi="宋体" w:eastAsia="宋体"/>
                 <w:sz w:val="18"/>
               </w:rPr>
-              <w:t>崔昊晨</w:t>
+              <w:t>王永成</w:t>
             </w:r>
           </w:p>
         </w:tc>
@@ -1267,7 +1267,7 @@
                 <w:rFonts w:ascii="宋体" w:hAnsi="宋体" w:eastAsia="宋体"/>
                 <w:sz w:val="18"/>
               </w:rPr>
-              <w:t>第1周</w:t>
+              <w:t>2026-06-13 至 2026-06-14</w:t>
             </w:r>
           </w:p>
         </w:tc>
@@ -1339,7 +1339,7 @@
                 <w:rFonts w:ascii="宋体" w:hAnsi="宋体" w:eastAsia="宋体"/>
                 <w:sz w:val="18"/>
               </w:rPr>
-              <w:t>第2周</w:t>
+              <w:t>2026-06-14 至 2026-06-16</w:t>
             </w:r>
           </w:p>
         </w:tc>
@@ -1367,7 +1367,7 @@
                 <w:rFonts w:ascii="宋体" w:hAnsi="宋体" w:eastAsia="宋体"/>
                 <w:sz w:val="18"/>
               </w:rPr>
-              <w:t>组长、王永成</w:t>
+              <w:t>组长、崔昊晨</w:t>
             </w:r>
           </w:p>
         </w:tc>
@@ -1411,7 +1411,7 @@
                 <w:rFonts w:ascii="宋体" w:hAnsi="宋体" w:eastAsia="宋体"/>
                 <w:sz w:val="18"/>
               </w:rPr>
-              <w:t>第3-4周</w:t>
+              <w:t>2026-06-16 至 2026-06-18</w:t>
             </w:r>
           </w:p>
         </w:tc>
@@ -1483,7 +1483,7 @@
                 <w:rFonts w:ascii="宋体" w:hAnsi="宋体" w:eastAsia="宋体"/>
                 <w:sz w:val="18"/>
               </w:rPr>
-              <w:t>第5-7周</w:t>
+              <w:t>2026-06-19 至 2026-06-21</w:t>
             </w:r>
           </w:p>
         </w:tc>
@@ -1555,7 +1555,7 @@
                 <w:rFonts w:ascii="宋体" w:hAnsi="宋体" w:eastAsia="宋体"/>
                 <w:sz w:val="18"/>
               </w:rPr>
-              <w:t>第8周</w:t>
+              <w:t>2026-06-22 至 2026-06-23</w:t>
             </w:r>
           </w:p>
         </w:tc>
@@ -1583,7 +1583,7 @@
                 <w:rFonts w:ascii="宋体" w:hAnsi="宋体" w:eastAsia="宋体"/>
                 <w:sz w:val="18"/>
               </w:rPr>
-              <w:t>郭子凌、崔昊晨</w:t>
+              <w:t>郭子凌、王永成</w:t>
             </w:r>
           </w:p>
         </w:tc>
@@ -1627,7 +1627,7 @@
                 <w:rFonts w:ascii="宋体" w:hAnsi="宋体" w:eastAsia="宋体"/>
                 <w:sz w:val="18"/>
               </w:rPr>
-              <w:t>第9周</w:t>
+              <w:t>2026-06-23 至 2026-06-24</w:t>
             </w:r>
           </w:p>
         </w:tc>
@@ -1641,7 +1641,7 @@
                 <w:rFonts w:ascii="宋体" w:hAnsi="宋体" w:eastAsia="宋体"/>
                 <w:sz w:val="18"/>
               </w:rPr>
-              <w:t>部署验收、总结、PPT和归档</w:t>
+              <w:t>部署验收、总结、演示检查和归档</w:t>
             </w:r>
           </w:p>
         </w:tc>
@@ -1669,7 +1669,7 @@
                 <w:rFonts w:ascii="宋体" w:hAnsi="宋体" w:eastAsia="宋体"/>
                 <w:sz w:val="18"/>
               </w:rPr>
-              <w:t>开发总结报告、答辩材料</w:t>
+              <w:t>开发总结报告、演示检查材料</w:t>
             </w:r>
           </w:p>
         </w:tc>
@@ -1918,7 +1918,7 @@
                 <w:rFonts w:ascii="宋体" w:hAnsi="宋体" w:eastAsia="宋体"/>
                 <w:sz w:val="18"/>
               </w:rPr>
-              <w:t>用户管理与配置模块</w:t>
+              <w:t>配置管理与审计扩展模块</w:t>
             </w:r>
           </w:p>
         </w:tc>
@@ -1932,7 +1932,7 @@
                 <w:rFonts w:ascii="宋体" w:hAnsi="宋体" w:eastAsia="宋体"/>
                 <w:sz w:val="18"/>
               </w:rPr>
-              <w:t>负责账号、角色、数据源配置、阈值配置和审计日志。</w:t>
+              <w:t>负责数据源配置、阈值配置、审计日志，并预留账号权限扩展。</w:t>
             </w:r>
           </w:p>
         </w:tc>
@@ -2414,7 +2414,7 @@
                 <w:rFonts w:ascii="宋体" w:hAnsi="宋体" w:eastAsia="宋体"/>
                 <w:sz w:val="18"/>
               </w:rPr>
-              <w:t>文档、代码、测试报告、PPT和演示材料齐全</w:t>
+              <w:t>文档、代码、测试报告和演示检查材料齐全</w:t>
             </w:r>
           </w:p>
         </w:tc>

--- a/项目文档/项目开发计划.docx
+++ b/项目文档/项目开发计划.docx
@@ -337,7 +337,7 @@
                 <w:rFonts w:ascii="宋体" w:hAnsi="宋体" w:eastAsia="宋体"/>
                 <w:sz w:val="20"/>
               </w:rPr>
-              <w:t>组长</w:t>
+              <w:t>罗元恒</w:t>
             </w:r>
           </w:p>
         </w:tc>
@@ -523,7 +523,7 @@
                 <w:rFonts w:ascii="宋体" w:hAnsi="宋体" w:eastAsia="宋体"/>
                 <w:sz w:val="18"/>
               </w:rPr>
-              <w:t>组长</w:t>
+              <w:t>罗元恒</w:t>
             </w:r>
           </w:p>
         </w:tc>
@@ -581,7 +581,7 @@
                 <w:rFonts w:ascii="宋体" w:hAnsi="宋体" w:eastAsia="宋体"/>
                 <w:sz w:val="18"/>
               </w:rPr>
-              <w:t>组长</w:t>
+              <w:t>罗元恒</w:t>
             </w:r>
           </w:p>
         </w:tc>
@@ -639,7 +639,7 @@
                 <w:rFonts w:ascii="宋体" w:hAnsi="宋体" w:eastAsia="宋体"/>
                 <w:sz w:val="18"/>
               </w:rPr>
-              <w:t>组长</w:t>
+              <w:t>罗元恒</w:t>
             </w:r>
           </w:p>
         </w:tc>
@@ -871,7 +871,7 @@
                 <w:rFonts w:ascii="宋体" w:hAnsi="宋体" w:eastAsia="宋体"/>
                 <w:sz w:val="18"/>
               </w:rPr>
-              <w:t>组长</w:t>
+              <w:t>罗元恒</w:t>
             </w:r>
           </w:p>
         </w:tc>
@@ -885,7 +885,7 @@
                 <w:rFonts w:ascii="宋体" w:hAnsi="宋体" w:eastAsia="宋体"/>
                 <w:sz w:val="18"/>
               </w:rPr>
-              <w:t>组长</w:t>
+              <w:t>罗元恒</w:t>
             </w:r>
           </w:p>
         </w:tc>
@@ -1295,7 +1295,7 @@
                 <w:rFonts w:ascii="宋体" w:hAnsi="宋体" w:eastAsia="宋体"/>
                 <w:sz w:val="18"/>
               </w:rPr>
-              <w:t>组长、兰玉杰</w:t>
+              <w:t>罗元恒、兰玉杰</w:t>
             </w:r>
           </w:p>
         </w:tc>
@@ -1367,7 +1367,7 @@
                 <w:rFonts w:ascii="宋体" w:hAnsi="宋体" w:eastAsia="宋体"/>
                 <w:sz w:val="18"/>
               </w:rPr>
-              <w:t>组长、崔昊晨</w:t>
+              <w:t>罗元恒、崔昊晨</w:t>
             </w:r>
           </w:p>
         </w:tc>
@@ -1439,7 +1439,7 @@
                 <w:rFonts w:ascii="宋体" w:hAnsi="宋体" w:eastAsia="宋体"/>
                 <w:sz w:val="18"/>
               </w:rPr>
-              <w:t>组长、罗昆昊</w:t>
+              <w:t>罗元恒、罗昆昊</w:t>
             </w:r>
           </w:p>
         </w:tc>
@@ -1655,7 +1655,7 @@
                 <w:rFonts w:ascii="宋体" w:hAnsi="宋体" w:eastAsia="宋体"/>
                 <w:sz w:val="18"/>
               </w:rPr>
-              <w:t>组长</w:t>
+              <w:t>罗元恒</w:t>
             </w:r>
           </w:p>
         </w:tc>
@@ -2170,7 +2170,7 @@
           <w:rFonts w:ascii="宋体" w:hAnsi="宋体" w:eastAsia="宋体"/>
           <w:sz w:val="20"/>
         </w:rPr>
-        <w:t>组长每周汇总一次成员进展，重点检查是否存在接口不一致、数据格式不一致、文档模板不一致和测试覆盖不足等问题。发现偏差后先明确责任人和完成日期，再决定是否调整后续计划。</w:t>
+        <w:t>罗元恒每周汇总一次成员进展，重点检查是否存在接口不一致、数据格式不一致、文档模板不一致和测试覆盖不足等问题。发现偏差后先明确责任人和完成日期，再决定是否调整后续计划。</w:t>
       </w:r>
     </w:p>
     <w:p>
@@ -2196,7 +2196,7 @@
           <w:rFonts w:ascii="宋体" w:hAnsi="宋体" w:eastAsia="宋体"/>
           <w:sz w:val="20"/>
         </w:rPr>
-        <w:t>凡涉及需求范围、数据库结构、接口字段和演示路径的变更，均由组长记录变更原因、影响范围和确认人，避免成员各自修改导致最终材料不一致。</w:t>
+        <w:t>凡涉及需求范围、数据库结构、接口字段和演示路径的变更，均由罗元恒记录变更原因、影响范围和确认人，避免成员各自修改导致最终材料不一致。</w:t>
       </w:r>
     </w:p>
     <w:tbl>
@@ -2296,7 +2296,7 @@
                 <w:rFonts w:ascii="宋体" w:hAnsi="宋体" w:eastAsia="宋体"/>
                 <w:sz w:val="18"/>
               </w:rPr>
-              <w:t>由组长组织需求复审，冻结前不得进入概要设计</w:t>
+              <w:t>由罗元恒组织需求复审，冻结前不得进入概要设计</w:t>
             </w:r>
           </w:p>
         </w:tc>

--- a/项目文档/项目开发计划.docx
+++ b/项目文档/项目开发计划.docx
@@ -2,6 +2,8 @@
 <file path=word/document.xml><?xml version="1.0" encoding="utf-8"?>
 <w:document xmlns:wpc="http://schemas.microsoft.com/office/word/2010/wordprocessingCanvas" xmlns:mo="http://schemas.microsoft.com/office/mac/office/2008/main" xmlns:mc="http://schemas.openxmlformats.org/markup-compatibility/2006" xmlns:mv="urn:schemas-microsoft-com:mac:vml" xmlns:o="urn:schemas-microsoft-com:office:office" xmlns:r="http://schemas.openxmlformats.org/officeDocument/2006/relationships" xmlns:m="http://schemas.openxmlformats.org/officeDocument/2006/math" xmlns:v="urn:schemas-microsoft-com:vml" xmlns:wp14="http://schemas.microsoft.com/office/word/2010/wordprocessingDrawing" xmlns:wp="http://schemas.openxmlformats.org/drawingml/2006/wordprocessingDrawing" xmlns:w10="urn:schemas-microsoft-com:office:word" xmlns:w="http://schemas.openxmlformats.org/wordprocessingml/2006/main" xmlns:w14="http://schemas.microsoft.com/office/word/2010/wordml" xmlns:wpg="http://schemas.microsoft.com/office/word/2010/wordprocessingGroup" xmlns:wpi="http://schemas.microsoft.com/office/word/2010/wordprocessingInk" xmlns:wne="http://schemas.microsoft.com/office/word/2006/wordml" xmlns:wps="http://schemas.microsoft.com/office/word/2010/wordprocessingShape" mc:Ignorable="w14 wp14">
   <w:body>
+    <w:p/>
+    <w:p/>
     <w:p/>
     <w:p/>
     <w:p/>
@@ -15,7 +17,20 @@
           <w:b/>
           <w:sz w:val="44"/>
         </w:rPr>
-        <w:t>信息收集整合系统</w:t>
+        <w:t>集思 · 信息收集整合系统</w:t>
+      </w:r>
+    </w:p>
+    <w:p>
+      <w:pPr>
+        <w:jc w:val="center"/>
+      </w:pPr>
+      <w:r>
+        <w:rPr>
+          <w:rFonts w:ascii="宋体" w:hAnsi="宋体" w:eastAsia="宋体"/>
+          <w:b w:val="0"/>
+          <w:sz w:val="28"/>
+        </w:rPr>
+        <w:t>Jisi InfoHub</w:t>
       </w:r>
     </w:p>
     <w:p>
@@ -31,348 +46,6 @@
         <w:t>项目开发计划</w:t>
       </w:r>
     </w:p>
-    <w:p/>
-    <w:tbl>
-      <w:tblPr>
-        <w:tblStyle w:val="TableGrid"/>
-        <w:tblW w:type="auto" w:w="0"/>
-        <w:tblLook w:firstColumn="1" w:firstRow="1" w:lastColumn="0" w:lastRow="0" w:noHBand="0" w:noVBand="1" w:val="04A0"/>
-      </w:tblPr>
-      <w:tblGrid>
-        <w:gridCol w:w="4646"/>
-        <w:gridCol w:w="4646"/>
-      </w:tblGrid>
-      <w:tr>
-        <w:tc>
-          <w:tcPr>
-            <w:tcW w:type="dxa" w:w="4646"/>
-          </w:tcPr>
-          <w:p>
-            <w:r>
-              <w:rPr>
-                <w:rFonts w:ascii="宋体" w:hAnsi="宋体" w:eastAsia="宋体"/>
-                <w:sz w:val="20"/>
-              </w:rPr>
-              <w:t>文档编号</w:t>
-            </w:r>
-          </w:p>
-        </w:tc>
-        <w:tc>
-          <w:tcPr>
-            <w:tcW w:type="dxa" w:w="4646"/>
-          </w:tcPr>
-          <w:p>
-            <w:r>
-              <w:rPr>
-                <w:rFonts w:ascii="宋体" w:hAnsi="宋体" w:eastAsia="宋体"/>
-                <w:sz w:val="20"/>
-              </w:rPr>
-              <w:t>PLAN-001</w:t>
-            </w:r>
-          </w:p>
-        </w:tc>
-      </w:tr>
-      <w:tr>
-        <w:tc>
-          <w:tcPr>
-            <w:tcW w:type="dxa" w:w="4646"/>
-          </w:tcPr>
-          <w:p>
-            <w:r>
-              <w:rPr>
-                <w:rFonts w:ascii="宋体" w:hAnsi="宋体" w:eastAsia="宋体"/>
-                <w:sz w:val="20"/>
-              </w:rPr>
-              <w:t>执行标准</w:t>
-            </w:r>
-          </w:p>
-        </w:tc>
-        <w:tc>
-          <w:tcPr>
-            <w:tcW w:type="dxa" w:w="4646"/>
-          </w:tcPr>
-          <w:p>
-            <w:r>
-              <w:rPr>
-                <w:rFonts w:ascii="宋体" w:hAnsi="宋体" w:eastAsia="宋体"/>
-                <w:sz w:val="20"/>
-              </w:rPr>
-              <w:t>GB856T——88</w:t>
-            </w:r>
-          </w:p>
-        </w:tc>
-      </w:tr>
-      <w:tr>
-        <w:tc>
-          <w:tcPr>
-            <w:tcW w:type="dxa" w:w="4646"/>
-          </w:tcPr>
-          <w:p>
-            <w:r>
-              <w:rPr>
-                <w:rFonts w:ascii="宋体" w:hAnsi="宋体" w:eastAsia="宋体"/>
-                <w:sz w:val="20"/>
-              </w:rPr>
-              <w:t>版本</w:t>
-            </w:r>
-          </w:p>
-        </w:tc>
-        <w:tc>
-          <w:tcPr>
-            <w:tcW w:type="dxa" w:w="4646"/>
-          </w:tcPr>
-          <w:p>
-            <w:r>
-              <w:rPr>
-                <w:rFonts w:ascii="宋体" w:hAnsi="宋体" w:eastAsia="宋体"/>
-                <w:sz w:val="20"/>
-              </w:rPr>
-              <w:t>V1.0</w:t>
-            </w:r>
-          </w:p>
-        </w:tc>
-      </w:tr>
-      <w:tr>
-        <w:tc>
-          <w:tcPr>
-            <w:tcW w:type="dxa" w:w="4646"/>
-          </w:tcPr>
-          <w:p>
-            <w:r>
-              <w:rPr>
-                <w:rFonts w:ascii="宋体" w:hAnsi="宋体" w:eastAsia="宋体"/>
-                <w:sz w:val="20"/>
-              </w:rPr>
-              <w:t>密级</w:t>
-            </w:r>
-          </w:p>
-        </w:tc>
-        <w:tc>
-          <w:tcPr>
-            <w:tcW w:type="dxa" w:w="4646"/>
-          </w:tcPr>
-          <w:p>
-            <w:r>
-              <w:rPr>
-                <w:rFonts w:ascii="宋体" w:hAnsi="宋体" w:eastAsia="宋体"/>
-                <w:sz w:val="20"/>
-              </w:rPr>
-              <w:t>内部</w:t>
-            </w:r>
-          </w:p>
-        </w:tc>
-      </w:tr>
-      <w:tr>
-        <w:tc>
-          <w:tcPr>
-            <w:tcW w:type="dxa" w:w="4646"/>
-          </w:tcPr>
-          <w:p>
-            <w:r>
-              <w:rPr>
-                <w:rFonts w:ascii="宋体" w:hAnsi="宋体" w:eastAsia="宋体"/>
-                <w:sz w:val="20"/>
-              </w:rPr>
-              <w:t>学校</w:t>
-            </w:r>
-          </w:p>
-        </w:tc>
-        <w:tc>
-          <w:tcPr>
-            <w:tcW w:type="dxa" w:w="4646"/>
-          </w:tcPr>
-          <w:p>
-            <w:r>
-              <w:rPr>
-                <w:rFonts w:ascii="宋体" w:hAnsi="宋体" w:eastAsia="宋体"/>
-                <w:sz w:val="20"/>
-              </w:rPr>
-              <w:t>【待填写】</w:t>
-            </w:r>
-          </w:p>
-        </w:tc>
-      </w:tr>
-      <w:tr>
-        <w:tc>
-          <w:tcPr>
-            <w:tcW w:type="dxa" w:w="4646"/>
-          </w:tcPr>
-          <w:p>
-            <w:r>
-              <w:rPr>
-                <w:rFonts w:ascii="宋体" w:hAnsi="宋体" w:eastAsia="宋体"/>
-                <w:sz w:val="20"/>
-              </w:rPr>
-              <w:t>课程</w:t>
-            </w:r>
-          </w:p>
-        </w:tc>
-        <w:tc>
-          <w:tcPr>
-            <w:tcW w:type="dxa" w:w="4646"/>
-          </w:tcPr>
-          <w:p>
-            <w:r>
-              <w:rPr>
-                <w:rFonts w:ascii="宋体" w:hAnsi="宋体" w:eastAsia="宋体"/>
-                <w:sz w:val="20"/>
-              </w:rPr>
-              <w:t>【待填写】</w:t>
-            </w:r>
-          </w:p>
-        </w:tc>
-      </w:tr>
-      <w:tr>
-        <w:tc>
-          <w:tcPr>
-            <w:tcW w:type="dxa" w:w="4646"/>
-          </w:tcPr>
-          <w:p>
-            <w:r>
-              <w:rPr>
-                <w:rFonts w:ascii="宋体" w:hAnsi="宋体" w:eastAsia="宋体"/>
-                <w:sz w:val="20"/>
-              </w:rPr>
-              <w:t>班级</w:t>
-            </w:r>
-          </w:p>
-        </w:tc>
-        <w:tc>
-          <w:tcPr>
-            <w:tcW w:type="dxa" w:w="4646"/>
-          </w:tcPr>
-          <w:p>
-            <w:r>
-              <w:rPr>
-                <w:rFonts w:ascii="宋体" w:hAnsi="宋体" w:eastAsia="宋体"/>
-                <w:sz w:val="20"/>
-              </w:rPr>
-              <w:t>【待填写】</w:t>
-            </w:r>
-          </w:p>
-        </w:tc>
-      </w:tr>
-      <w:tr>
-        <w:tc>
-          <w:tcPr>
-            <w:tcW w:type="dxa" w:w="4646"/>
-          </w:tcPr>
-          <w:p>
-            <w:r>
-              <w:rPr>
-                <w:rFonts w:ascii="宋体" w:hAnsi="宋体" w:eastAsia="宋体"/>
-                <w:sz w:val="20"/>
-              </w:rPr>
-              <w:t>学号</w:t>
-            </w:r>
-          </w:p>
-        </w:tc>
-        <w:tc>
-          <w:tcPr>
-            <w:tcW w:type="dxa" w:w="4646"/>
-          </w:tcPr>
-          <w:p>
-            <w:r>
-              <w:rPr>
-                <w:rFonts w:ascii="宋体" w:hAnsi="宋体" w:eastAsia="宋体"/>
-                <w:sz w:val="20"/>
-              </w:rPr>
-              <w:t>【待填写】</w:t>
-            </w:r>
-          </w:p>
-        </w:tc>
-      </w:tr>
-      <w:tr>
-        <w:tc>
-          <w:tcPr>
-            <w:tcW w:type="dxa" w:w="4646"/>
-          </w:tcPr>
-          <w:p>
-            <w:r>
-              <w:rPr>
-                <w:rFonts w:ascii="宋体" w:hAnsi="宋体" w:eastAsia="宋体"/>
-                <w:sz w:val="20"/>
-              </w:rPr>
-              <w:t>指导老师</w:t>
-            </w:r>
-          </w:p>
-        </w:tc>
-        <w:tc>
-          <w:tcPr>
-            <w:tcW w:type="dxa" w:w="4646"/>
-          </w:tcPr>
-          <w:p>
-            <w:r>
-              <w:rPr>
-                <w:rFonts w:ascii="宋体" w:hAnsi="宋体" w:eastAsia="宋体"/>
-                <w:sz w:val="20"/>
-              </w:rPr>
-              <w:t>【待填写】</w:t>
-            </w:r>
-          </w:p>
-        </w:tc>
-      </w:tr>
-      <w:tr>
-        <w:tc>
-          <w:tcPr>
-            <w:tcW w:type="dxa" w:w="4646"/>
-          </w:tcPr>
-          <w:p>
-            <w:r>
-              <w:rPr>
-                <w:rFonts w:ascii="宋体" w:hAnsi="宋体" w:eastAsia="宋体"/>
-                <w:sz w:val="20"/>
-              </w:rPr>
-              <w:t>编写人</w:t>
-            </w:r>
-          </w:p>
-        </w:tc>
-        <w:tc>
-          <w:tcPr>
-            <w:tcW w:type="dxa" w:w="4646"/>
-          </w:tcPr>
-          <w:p>
-            <w:r>
-              <w:rPr>
-                <w:rFonts w:ascii="宋体" w:hAnsi="宋体" w:eastAsia="宋体"/>
-                <w:sz w:val="20"/>
-              </w:rPr>
-              <w:t>罗元恒</w:t>
-            </w:r>
-          </w:p>
-        </w:tc>
-      </w:tr>
-      <w:tr>
-        <w:tc>
-          <w:tcPr>
-            <w:tcW w:type="dxa" w:w="4646"/>
-          </w:tcPr>
-          <w:p>
-            <w:r>
-              <w:rPr>
-                <w:rFonts w:ascii="宋体" w:hAnsi="宋体" w:eastAsia="宋体"/>
-                <w:sz w:val="20"/>
-              </w:rPr>
-              <w:t>编写日期</w:t>
-            </w:r>
-          </w:p>
-        </w:tc>
-        <w:tc>
-          <w:tcPr>
-            <w:tcW w:type="dxa" w:w="4646"/>
-          </w:tcPr>
-          <w:p>
-            <w:r>
-              <w:rPr>
-                <w:rFonts w:ascii="宋体" w:hAnsi="宋体" w:eastAsia="宋体"/>
-                <w:sz w:val="20"/>
-              </w:rPr>
-              <w:t>2026-06-13</w:t>
-            </w:r>
-          </w:p>
-        </w:tc>
-      </w:tr>
-    </w:tbl>
     <w:p>
       <w:pPr>
         <w:sectPr>
@@ -695,7 +368,7 @@
           <w:rFonts w:ascii="宋体" w:hAnsi="宋体" w:eastAsia="宋体"/>
           <w:sz w:val="20"/>
         </w:rPr>
-        <w:t>本文档规定信息收集整合系统的开发目标、组织分工、进度安排、资源计划、质量要求和交付控制方法，是项目执行和阶段检查的依据。</w:t>
+        <w:t>本文档规定集思 · 信息收集整合系统的开发目标、组织分工、进度安排、资源计划、质量要求和交付控制方法，是项目执行和阶段检查的依据。</w:t>
       </w:r>
     </w:p>
     <w:p>
@@ -760,7 +433,7 @@
           <w:rFonts w:ascii="宋体" w:hAnsi="宋体" w:eastAsia="宋体"/>
           <w:sz w:val="20"/>
         </w:rPr>
-        <w:t>我们要做的就是信息收集整合系统，把网上分散的信息抓下来，洗干净，分析出热点和趋势，最后用图表展示出来。参考了 BettaFish 和 TrendRadar 的思路，但按课程作业的规模来，不贪大。</w:t>
+        <w:t>我们要做的就是集思 · 信息收集整合系统，把网上分散的信息抓下来，洗干净，分析出热点和趋势，最后用图表展示出来。参考了 BettaFish 和 TrendRadar 的思路，但按课程作业的规模来，不贪大。</w:t>
       </w:r>
     </w:p>
     <w:p>
